--- a/kpi_fill.docx
+++ b/kpi_fill.docx
@@ -118,7 +118,6 @@
             <w:insideH w:val="outset" w:color="auto" w:sz="6" w:space="0"/>
             <w:insideV w:val="outset" w:color="auto" w:sz="6" w:space="0"/>
           </w:tblBorders>
-          <w:shd w:val="clear" w:color="auto" w:fill="FFFFFF"/>
           <w:tblCellMar>
             <w:top w:w="0" w:type="dxa"/>
             <w:left w:w="0" w:type="dxa"/>
@@ -195,7 +194,6 @@
             <w:insideH w:val="outset" w:color="auto" w:sz="6" w:space="0"/>
             <w:insideV w:val="outset" w:color="auto" w:sz="6" w:space="0"/>
           </w:tblBorders>
-          <w:shd w:val="clear" w:color="auto" w:fill="FFFFFF"/>
           <w:tblCellMar>
             <w:top w:w="0" w:type="dxa"/>
             <w:left w:w="0" w:type="dxa"/>
@@ -272,7 +270,6 @@
             <w:insideH w:val="outset" w:color="auto" w:sz="6" w:space="0"/>
             <w:insideV w:val="outset" w:color="auto" w:sz="6" w:space="0"/>
           </w:tblBorders>
-          <w:shd w:val="clear" w:color="auto" w:fill="FFFFFF"/>
           <w:tblCellMar>
             <w:top w:w="0" w:type="dxa"/>
             <w:left w:w="0" w:type="dxa"/>
@@ -542,6 +539,7 @@
             <w:insideH w:val="outset" w:color="auto" w:sz="6" w:space="0"/>
             <w:insideV w:val="outset" w:color="auto" w:sz="6" w:space="0"/>
           </w:tblBorders>
+          <w:shd w:val="clear" w:color="auto" w:fill="FFFFFF"/>
           <w:tblCellMar>
             <w:top w:w="0" w:type="dxa"/>
             <w:left w:w="0" w:type="dxa"/>
@@ -776,6 +774,7 @@
             <w:insideH w:val="outset" w:color="auto" w:sz="6" w:space="0"/>
             <w:insideV w:val="outset" w:color="auto" w:sz="6" w:space="0"/>
           </w:tblBorders>
+          <w:shd w:val="clear" w:color="auto" w:fill="FFFFFF"/>
           <w:tblCellMar>
             <w:top w:w="0" w:type="dxa"/>
             <w:left w:w="0" w:type="dxa"/>
@@ -852,6 +851,7 @@
             <w:insideH w:val="outset" w:color="auto" w:sz="6" w:space="0"/>
             <w:insideV w:val="outset" w:color="auto" w:sz="6" w:space="0"/>
           </w:tblBorders>
+          <w:shd w:val="clear" w:color="auto" w:fill="FFFFFF"/>
           <w:tblCellMar>
             <w:top w:w="0" w:type="dxa"/>
             <w:left w:w="0" w:type="dxa"/>
@@ -925,7 +925,30 @@
     </w:tbl>
     <w:p/>
     <w:p/>
-    <w:p/>
+    <w:p>
+      <w:pPr>
+        <w:pStyle w:val="5"/>
+        <w:keepNext w:val="0"/>
+        <w:keepLines w:val="0"/>
+        <w:widowControl/>
+        <w:suppressLineNumbers w:val="0"/>
+        <w:spacing w:before="0" w:beforeAutospacing="0" w:after="150" w:afterAutospacing="0"/>
+      </w:pPr>
+      <w:r>
+        <w:rPr>
+          <w:rFonts w:ascii="Segoe UI" w:hAnsi="Segoe UI" w:eastAsia="Segoe UI" w:cs="Segoe UI"/>
+          <w:i w:val="0"/>
+          <w:iCs w:val="0"/>
+          <w:caps w:val="0"/>
+          <w:color w:val="000000"/>
+          <w:spacing w:val="0"/>
+          <w:sz w:val="21"/>
+          <w:szCs w:val="21"/>
+          <w:shd w:val="clear" w:fill="FFFFFF"/>
+        </w:rPr>
+        <w:t>My average batch rating is currently 3.5. While this reflects a satisfactory level of performance, I am actively working to improve training effectiveness by aligning more closely with batch rating parameters and enhancing overall learner experience.</w:t>
+      </w:r>
+    </w:p>
     <w:p/>
     <w:p/>
     <w:tbl>
@@ -964,12 +987,6 @@
             <w:insideV w:val="outset" w:color="auto" w:sz="6" w:space="0"/>
           </w:tblBorders>
           <w:shd w:val="clear" w:color="auto" w:fill="FFFFFF"/>
-          <w:tblCellMar>
-            <w:top w:w="0" w:type="dxa"/>
-            <w:left w:w="0" w:type="dxa"/>
-            <w:bottom w:w="0" w:type="dxa"/>
-            <w:right w:w="0" w:type="dxa"/>
-          </w:tblCellMar>
         </w:tblPrEx>
         <w:trPr>
           <w:trHeight w:val="315" w:hRule="atLeast"/>
@@ -1044,6 +1061,7 @@
             <w:insideH w:val="outset" w:color="auto" w:sz="6" w:space="0"/>
             <w:insideV w:val="outset" w:color="auto" w:sz="6" w:space="0"/>
           </w:tblBorders>
+          <w:shd w:val="clear" w:color="auto" w:fill="FFFFFF"/>
           <w:tblCellMar>
             <w:top w:w="0" w:type="dxa"/>
             <w:left w:w="0" w:type="dxa"/>
@@ -1120,7 +1138,6 @@
             <w:insideH w:val="outset" w:color="auto" w:sz="6" w:space="0"/>
             <w:insideV w:val="outset" w:color="auto" w:sz="6" w:space="0"/>
           </w:tblBorders>
-          <w:shd w:val="clear" w:color="auto" w:fill="FFFFFF"/>
           <w:tblCellMar>
             <w:top w:w="0" w:type="dxa"/>
             <w:left w:w="0" w:type="dxa"/>
@@ -1339,7 +1356,6 @@
             <w:insideH w:val="outset" w:color="auto" w:sz="6" w:space="0"/>
             <w:insideV w:val="outset" w:color="auto" w:sz="6" w:space="0"/>
           </w:tblBorders>
-          <w:shd w:val="clear" w:color="auto" w:fill="FFFFFF"/>
           <w:tblCellMar>
             <w:top w:w="0" w:type="dxa"/>
             <w:left w:w="0" w:type="dxa"/>
@@ -1596,8 +1612,11 @@
           <w:caps w:val="0"/>
           <w:color w:val="333333"/>
           <w:spacing w:val="0"/>
+          <w:kern w:val="0"/>
           <w:sz w:val="19"/>
           <w:szCs w:val="19"/>
+          <w:shd w:val="clear" w:fill="FFFFFF"/>
+          <w:lang w:val="en-US" w:eastAsia="zh-CN" w:bidi="ar"/>
         </w:rPr>
       </w:pPr>
       <w:r>
@@ -1615,6 +1634,64 @@
           <w:lang w:val="en-US" w:eastAsia="zh-CN" w:bidi="ar"/>
         </w:rPr>
         <w:t> I am confident on my ML and AI skills and also upgrading myself on AWS  and LLMs to enhance my technical proficiency.</w:t>
+      </w:r>
+    </w:p>
+    <w:p>
+      <w:pPr>
+        <w:keepNext w:val="0"/>
+        <w:keepLines w:val="0"/>
+        <w:widowControl/>
+        <w:suppressLineNumbers w:val="0"/>
+        <w:shd w:val="clear" w:fill="FFFFFF"/>
+        <w:spacing w:before="0" w:beforeAutospacing="0" w:after="150" w:afterAutospacing="0"/>
+        <w:ind w:left="0" w:right="0" w:firstLine="0"/>
+        <w:jc w:val="left"/>
+        <w:rPr>
+          <w:rFonts w:hint="default" w:ascii="Classic Notes" w:hAnsi="Classic Notes" w:eastAsia="Classic Notes" w:cs="Classic Notes"/>
+          <w:i w:val="0"/>
+          <w:iCs w:val="0"/>
+          <w:caps w:val="0"/>
+          <w:color w:val="333333"/>
+          <w:spacing w:val="0"/>
+          <w:kern w:val="0"/>
+          <w:sz w:val="19"/>
+          <w:szCs w:val="19"/>
+          <w:shd w:val="clear" w:fill="FFFFFF"/>
+          <w:lang w:val="en-US" w:eastAsia="zh-CN" w:bidi="ar"/>
+        </w:rPr>
+      </w:pPr>
+    </w:p>
+    <w:p>
+      <w:pPr>
+        <w:keepNext w:val="0"/>
+        <w:keepLines w:val="0"/>
+        <w:widowControl/>
+        <w:suppressLineNumbers w:val="0"/>
+        <w:shd w:val="clear" w:fill="FFFFFF"/>
+        <w:spacing w:before="0" w:beforeAutospacing="0" w:after="150" w:afterAutospacing="0"/>
+        <w:ind w:left="0" w:right="0" w:firstLine="0"/>
+        <w:jc w:val="left"/>
+        <w:rPr>
+          <w:rFonts w:hint="default" w:ascii="Classic Notes" w:hAnsi="Classic Notes" w:eastAsia="Classic Notes" w:cs="Classic Notes"/>
+          <w:i w:val="0"/>
+          <w:iCs w:val="0"/>
+          <w:caps w:val="0"/>
+          <w:color w:val="333333"/>
+          <w:spacing w:val="0"/>
+          <w:kern w:val="0"/>
+          <w:sz w:val="13"/>
+          <w:szCs w:val="13"/>
+          <w:shd w:val="clear" w:fill="FFFFFF"/>
+          <w:lang w:val="en-US" w:eastAsia="zh-CN" w:bidi="ar"/>
+        </w:rPr>
+      </w:pPr>
+      <w:r>
+        <w:rPr>
+          <w:rFonts w:ascii="SimSun" w:hAnsi="SimSun" w:eastAsia="SimSun" w:cs="SimSun"/>
+          <w:sz w:val="24"/>
+          <w:szCs w:val="24"/>
+        </w:rPr>
+        <w:t>I have received positive feedback from learners for my teaching quality, communication, and subject knowledge, as captured through the faculty feedback portal and stakeholder inputs. I am confident in my ML and AI skills and am currently upgrading my expertise in AWS to further strengthen my technical proficiency.</w:t>
       </w:r>
     </w:p>
     <w:p/>
@@ -2103,8 +2180,6 @@
           <w:szCs w:val="24"/>
         </w:rPr>
       </w:pPr>
-      <w:bookmarkStart w:id="0" w:name="_GoBack"/>
-      <w:bookmarkEnd w:id="0"/>
     </w:p>
     <w:p/>
     <w:p/>
@@ -2296,6 +2371,12 @@
             <w:insideV w:val="outset" w:color="auto" w:sz="6" w:space="0"/>
           </w:tblBorders>
           <w:shd w:val="clear" w:color="auto" w:fill="FFFFFF"/>
+          <w:tblCellMar>
+            <w:top w:w="0" w:type="dxa"/>
+            <w:left w:w="0" w:type="dxa"/>
+            <w:bottom w:w="0" w:type="dxa"/>
+            <w:right w:w="0" w:type="dxa"/>
+          </w:tblCellMar>
         </w:tblPrEx>
         <w:trPr>
           <w:trHeight w:val="315" w:hRule="atLeast"/>
@@ -2443,7 +2524,6 @@
             <w:insideH w:val="outset" w:color="auto" w:sz="6" w:space="0"/>
             <w:insideV w:val="outset" w:color="auto" w:sz="6" w:space="0"/>
           </w:tblBorders>
-          <w:shd w:val="clear" w:color="auto" w:fill="FFFFFF"/>
           <w:tblCellMar>
             <w:top w:w="0" w:type="dxa"/>
             <w:left w:w="0" w:type="dxa"/>
@@ -2516,6 +2596,483 @@
       </w:tr>
     </w:tbl>
     <w:p/>
+    <w:p>
+      <w:pPr>
+        <w:rPr>
+          <w:rFonts w:ascii="SimSun" w:hAnsi="SimSun" w:eastAsia="SimSun" w:cs="SimSun"/>
+          <w:sz w:val="24"/>
+          <w:szCs w:val="24"/>
+        </w:rPr>
+      </w:pPr>
+      <w:r>
+        <w:rPr>
+          <w:rFonts w:ascii="SimSun" w:hAnsi="SimSun" w:eastAsia="SimSun" w:cs="SimSun"/>
+          <w:sz w:val="24"/>
+          <w:szCs w:val="24"/>
+        </w:rPr>
+        <w:t>Out of 7 enrolled candidates, 2 were assessed as job-ready, resulting in a job-readiness rate of approximately 29% based on learner self-assessments and batch event scores. I am working on strengthening practical training, assessments, and industry-aligned skills to improve this rate toward the 70% target.</w:t>
+      </w:r>
+    </w:p>
+    <w:p>
+      <w:pPr>
+        <w:rPr>
+          <w:rFonts w:ascii="SimSun" w:hAnsi="SimSun" w:eastAsia="SimSun" w:cs="SimSun"/>
+          <w:sz w:val="24"/>
+          <w:szCs w:val="24"/>
+        </w:rPr>
+      </w:pPr>
+    </w:p>
+    <w:p>
+      <w:pPr>
+        <w:rPr>
+          <w:rFonts w:ascii="SimSun" w:hAnsi="SimSun" w:eastAsia="SimSun" w:cs="SimSun"/>
+          <w:sz w:val="24"/>
+          <w:szCs w:val="24"/>
+        </w:rPr>
+      </w:pPr>
+    </w:p>
+    <w:tbl>
+      <w:tblPr>
+        <w:tblW w:w="0" w:type="dxa"/>
+        <w:tblInd w:w="0" w:type="dxa"/>
+        <w:tblBorders>
+          <w:top w:val="single" w:color="auto" w:sz="2" w:space="0"/>
+          <w:left w:val="single" w:color="auto" w:sz="2" w:space="0"/>
+          <w:bottom w:val="single" w:color="auto" w:sz="2" w:space="0"/>
+          <w:right w:val="single" w:color="auto" w:sz="2" w:space="0"/>
+          <w:insideH w:val="none" w:color="auto" w:sz="0" w:space="0"/>
+          <w:insideV w:val="none" w:color="auto" w:sz="0" w:space="0"/>
+        </w:tblBorders>
+        <w:shd w:val="clear" w:color="auto" w:fill="FFFFFF"/>
+        <w:tblLayout w:type="autofit"/>
+        <w:tblCellMar>
+          <w:top w:w="0" w:type="dxa"/>
+          <w:left w:w="0" w:type="dxa"/>
+          <w:bottom w:w="0" w:type="dxa"/>
+          <w:right w:w="0" w:type="dxa"/>
+        </w:tblCellMar>
+      </w:tblPr>
+      <w:tblGrid>
+        <w:gridCol w:w="8396"/>
+      </w:tblGrid>
+      <w:tr>
+        <w:tblPrEx>
+          <w:tblBorders>
+            <w:top w:val="single" w:color="auto" w:sz="2" w:space="0"/>
+            <w:left w:val="single" w:color="auto" w:sz="2" w:space="0"/>
+            <w:bottom w:val="single" w:color="auto" w:sz="2" w:space="0"/>
+            <w:right w:val="single" w:color="auto" w:sz="2" w:space="0"/>
+            <w:insideH w:val="none" w:color="auto" w:sz="0" w:space="0"/>
+            <w:insideV w:val="none" w:color="auto" w:sz="0" w:space="0"/>
+          </w:tblBorders>
+          <w:shd w:val="clear" w:color="auto" w:fill="FFFFFF"/>
+        </w:tblPrEx>
+        <w:trPr>
+          <w:trHeight w:val="315" w:hRule="atLeast"/>
+        </w:trPr>
+        <w:tc>
+          <w:tcPr>
+            <w:tcW w:w="0" w:type="auto"/>
+            <w:tcBorders>
+              <w:top w:val="single" w:color="4285F4" w:sz="6" w:space="0"/>
+              <w:left w:val="single" w:color="4285F4" w:sz="6" w:space="0"/>
+              <w:bottom w:val="single" w:color="CCCCCC" w:sz="6" w:space="0"/>
+              <w:right w:val="single" w:color="4285F4" w:sz="6" w:space="0"/>
+            </w:tcBorders>
+            <w:shd w:val="clear" w:color="auto" w:fill="C9DAF8"/>
+            <w:tcMar>
+              <w:top w:w="30" w:type="dxa"/>
+              <w:left w:w="45" w:type="dxa"/>
+              <w:bottom w:w="30" w:type="dxa"/>
+              <w:right w:w="45" w:type="dxa"/>
+            </w:tcMar>
+            <w:vAlign w:val="bottom"/>
+          </w:tcPr>
+          <w:p>
+            <w:pPr>
+              <w:keepNext w:val="0"/>
+              <w:keepLines w:val="0"/>
+              <w:widowControl/>
+              <w:suppressLineNumbers w:val="0"/>
+              <w:bidi w:val="0"/>
+              <w:jc w:val="left"/>
+              <w:textAlignment w:val="bottom"/>
+              <w:rPr>
+                <w:rFonts w:ascii="Arial" w:hAnsi="Arial" w:cs="Arial"/>
+                <w:b/>
+                <w:bCs/>
+                <w:i w:val="0"/>
+                <w:iCs w:val="0"/>
+                <w:caps w:val="0"/>
+                <w:color w:val="000000"/>
+                <w:spacing w:val="0"/>
+                <w:sz w:val="24"/>
+                <w:szCs w:val="24"/>
+              </w:rPr>
+            </w:pPr>
+            <w:r>
+              <w:rPr>
+                <w:rFonts w:hint="default" w:ascii="Arial" w:hAnsi="Arial" w:eastAsia="SimSun" w:cs="Arial"/>
+                <w:b/>
+                <w:bCs/>
+                <w:i w:val="0"/>
+                <w:iCs w:val="0"/>
+                <w:caps w:val="0"/>
+                <w:color w:val="000000"/>
+                <w:spacing w:val="0"/>
+                <w:kern w:val="0"/>
+                <w:sz w:val="24"/>
+                <w:szCs w:val="24"/>
+                <w:bdr w:val="none" w:color="auto" w:sz="0" w:space="0"/>
+                <w:lang w:val="en-US" w:eastAsia="zh-CN" w:bidi="ar"/>
+              </w:rPr>
+              <w:t>6. Placement Rate</w:t>
+            </w:r>
+          </w:p>
+        </w:tc>
+      </w:tr>
+      <w:tr>
+        <w:tblPrEx>
+          <w:tblBorders>
+            <w:top w:val="single" w:color="auto" w:sz="2" w:space="0"/>
+            <w:left w:val="single" w:color="auto" w:sz="2" w:space="0"/>
+            <w:bottom w:val="single" w:color="auto" w:sz="2" w:space="0"/>
+            <w:right w:val="single" w:color="auto" w:sz="2" w:space="0"/>
+            <w:insideH w:val="none" w:color="auto" w:sz="0" w:space="0"/>
+            <w:insideV w:val="none" w:color="auto" w:sz="0" w:space="0"/>
+          </w:tblBorders>
+          <w:shd w:val="clear" w:color="auto" w:fill="FFFFFF"/>
+          <w:tblCellMar>
+            <w:top w:w="0" w:type="dxa"/>
+            <w:left w:w="0" w:type="dxa"/>
+            <w:bottom w:w="0" w:type="dxa"/>
+            <w:right w:w="0" w:type="dxa"/>
+          </w:tblCellMar>
+        </w:tblPrEx>
+        <w:trPr>
+          <w:trHeight w:val="315" w:hRule="atLeast"/>
+        </w:trPr>
+        <w:tc>
+          <w:tcPr>
+            <w:tcW w:w="0" w:type="auto"/>
+            <w:tcBorders>
+              <w:top w:val="single" w:color="CCCCCC" w:sz="6" w:space="0"/>
+              <w:left w:val="single" w:color="4285F4" w:sz="6" w:space="0"/>
+              <w:bottom w:val="single" w:color="CCCCCC" w:sz="6" w:space="0"/>
+              <w:right w:val="single" w:color="4285F4" w:sz="6" w:space="0"/>
+            </w:tcBorders>
+            <w:shd w:val="clear" w:color="auto" w:fill="FFFFFF"/>
+            <w:tcMar>
+              <w:top w:w="30" w:type="dxa"/>
+              <w:left w:w="45" w:type="dxa"/>
+              <w:bottom w:w="30" w:type="dxa"/>
+              <w:right w:w="45" w:type="dxa"/>
+            </w:tcMar>
+            <w:vAlign w:val="bottom"/>
+          </w:tcPr>
+          <w:p>
+            <w:pPr>
+              <w:keepNext w:val="0"/>
+              <w:keepLines w:val="0"/>
+              <w:widowControl/>
+              <w:suppressLineNumbers w:val="0"/>
+              <w:bidi w:val="0"/>
+              <w:jc w:val="left"/>
+              <w:textAlignment w:val="bottom"/>
+              <w:rPr>
+                <w:rFonts w:hint="default" w:ascii="Arial" w:hAnsi="Arial" w:cs="Arial"/>
+                <w:i w:val="0"/>
+                <w:iCs w:val="0"/>
+                <w:caps w:val="0"/>
+                <w:color w:val="000000"/>
+                <w:spacing w:val="0"/>
+                <w:sz w:val="24"/>
+                <w:szCs w:val="24"/>
+              </w:rPr>
+            </w:pPr>
+            <w:r>
+              <w:rPr>
+                <w:rFonts w:hint="default" w:ascii="Arial" w:hAnsi="Arial" w:eastAsia="SimSun" w:cs="Arial"/>
+                <w:i w:val="0"/>
+                <w:iCs w:val="0"/>
+                <w:caps w:val="0"/>
+                <w:color w:val="000000"/>
+                <w:spacing w:val="0"/>
+                <w:kern w:val="0"/>
+                <w:sz w:val="24"/>
+                <w:szCs w:val="24"/>
+                <w:bdr w:val="none" w:color="auto" w:sz="0" w:space="0"/>
+                <w:lang w:val="en-US" w:eastAsia="zh-CN" w:bidi="ar"/>
+              </w:rPr>
+              <w:t>Definition: Track the percentage of trained candidates who secure a job placement.</w:t>
+            </w:r>
+          </w:p>
+        </w:tc>
+      </w:tr>
+      <w:tr>
+        <w:tblPrEx>
+          <w:tblBorders>
+            <w:top w:val="single" w:color="auto" w:sz="2" w:space="0"/>
+            <w:left w:val="single" w:color="auto" w:sz="2" w:space="0"/>
+            <w:bottom w:val="single" w:color="auto" w:sz="2" w:space="0"/>
+            <w:right w:val="single" w:color="auto" w:sz="2" w:space="0"/>
+            <w:insideH w:val="none" w:color="auto" w:sz="0" w:space="0"/>
+            <w:insideV w:val="none" w:color="auto" w:sz="0" w:space="0"/>
+          </w:tblBorders>
+          <w:tblCellMar>
+            <w:top w:w="0" w:type="dxa"/>
+            <w:left w:w="0" w:type="dxa"/>
+            <w:bottom w:w="0" w:type="dxa"/>
+            <w:right w:w="0" w:type="dxa"/>
+          </w:tblCellMar>
+        </w:tblPrEx>
+        <w:trPr>
+          <w:trHeight w:val="315" w:hRule="atLeast"/>
+        </w:trPr>
+        <w:tc>
+          <w:tcPr>
+            <w:tcW w:w="0" w:type="auto"/>
+            <w:tcBorders>
+              <w:top w:val="single" w:color="CCCCCC" w:sz="6" w:space="0"/>
+              <w:left w:val="single" w:color="4285F4" w:sz="6" w:space="0"/>
+              <w:bottom w:val="single" w:color="CCCCCC" w:sz="6" w:space="0"/>
+              <w:right w:val="single" w:color="4285F4" w:sz="6" w:space="0"/>
+            </w:tcBorders>
+            <w:shd w:val="clear" w:color="auto" w:fill="FFFFFF"/>
+            <w:tcMar>
+              <w:top w:w="30" w:type="dxa"/>
+              <w:left w:w="45" w:type="dxa"/>
+              <w:bottom w:w="30" w:type="dxa"/>
+              <w:right w:w="45" w:type="dxa"/>
+            </w:tcMar>
+            <w:vAlign w:val="bottom"/>
+          </w:tcPr>
+          <w:p>
+            <w:pPr>
+              <w:keepNext w:val="0"/>
+              <w:keepLines w:val="0"/>
+              <w:widowControl/>
+              <w:suppressLineNumbers w:val="0"/>
+              <w:bidi w:val="0"/>
+              <w:jc w:val="left"/>
+              <w:textAlignment w:val="bottom"/>
+              <w:rPr>
+                <w:rFonts w:hint="default" w:ascii="Arial" w:hAnsi="Arial" w:cs="Arial"/>
+                <w:i w:val="0"/>
+                <w:iCs w:val="0"/>
+                <w:caps w:val="0"/>
+                <w:color w:val="000000"/>
+                <w:spacing w:val="0"/>
+                <w:sz w:val="24"/>
+                <w:szCs w:val="24"/>
+              </w:rPr>
+            </w:pPr>
+            <w:r>
+              <w:rPr>
+                <w:rFonts w:hint="default" w:ascii="Arial" w:hAnsi="Arial" w:eastAsia="SimSun" w:cs="Arial"/>
+                <w:i w:val="0"/>
+                <w:iCs w:val="0"/>
+                <w:caps w:val="0"/>
+                <w:color w:val="000000"/>
+                <w:spacing w:val="0"/>
+                <w:kern w:val="0"/>
+                <w:sz w:val="24"/>
+                <w:szCs w:val="24"/>
+                <w:bdr w:val="none" w:color="auto" w:sz="0" w:space="0"/>
+                <w:lang w:val="en-US" w:eastAsia="zh-CN" w:bidi="ar"/>
+              </w:rPr>
+              <w:t>Metric: Placement Rate=(Number of placed candidates/Total number of candidates)​×100</w:t>
+            </w:r>
+          </w:p>
+        </w:tc>
+      </w:tr>
+      <w:tr>
+        <w:tblPrEx>
+          <w:tblBorders>
+            <w:top w:val="single" w:color="auto" w:sz="2" w:space="0"/>
+            <w:left w:val="single" w:color="auto" w:sz="2" w:space="0"/>
+            <w:bottom w:val="single" w:color="auto" w:sz="2" w:space="0"/>
+            <w:right w:val="single" w:color="auto" w:sz="2" w:space="0"/>
+            <w:insideH w:val="none" w:color="auto" w:sz="0" w:space="0"/>
+            <w:insideV w:val="none" w:color="auto" w:sz="0" w:space="0"/>
+          </w:tblBorders>
+          <w:tblCellMar>
+            <w:top w:w="0" w:type="dxa"/>
+            <w:left w:w="0" w:type="dxa"/>
+            <w:bottom w:w="0" w:type="dxa"/>
+            <w:right w:w="0" w:type="dxa"/>
+          </w:tblCellMar>
+        </w:tblPrEx>
+        <w:trPr>
+          <w:trHeight w:val="315" w:hRule="atLeast"/>
+        </w:trPr>
+        <w:tc>
+          <w:tcPr>
+            <w:tcW w:w="0" w:type="auto"/>
+            <w:tcBorders>
+              <w:top w:val="single" w:color="CCCCCC" w:sz="6" w:space="0"/>
+              <w:left w:val="single" w:color="4285F4" w:sz="6" w:space="0"/>
+              <w:bottom w:val="single" w:color="CCCCCC" w:sz="6" w:space="0"/>
+              <w:right w:val="single" w:color="4285F4" w:sz="6" w:space="0"/>
+            </w:tcBorders>
+            <w:shd w:val="clear" w:color="auto" w:fill="FFFFFF"/>
+            <w:tcMar>
+              <w:top w:w="30" w:type="dxa"/>
+              <w:left w:w="45" w:type="dxa"/>
+              <w:bottom w:w="30" w:type="dxa"/>
+              <w:right w:w="45" w:type="dxa"/>
+            </w:tcMar>
+            <w:vAlign w:val="bottom"/>
+          </w:tcPr>
+          <w:p>
+            <w:pPr>
+              <w:keepNext w:val="0"/>
+              <w:keepLines w:val="0"/>
+              <w:widowControl/>
+              <w:suppressLineNumbers w:val="0"/>
+              <w:bidi w:val="0"/>
+              <w:jc w:val="left"/>
+              <w:textAlignment w:val="bottom"/>
+              <w:rPr>
+                <w:rFonts w:hint="default" w:ascii="Arial" w:hAnsi="Arial" w:cs="Arial"/>
+                <w:i w:val="0"/>
+                <w:iCs w:val="0"/>
+                <w:caps w:val="0"/>
+                <w:color w:val="000000"/>
+                <w:spacing w:val="0"/>
+                <w:sz w:val="24"/>
+                <w:szCs w:val="24"/>
+              </w:rPr>
+            </w:pPr>
+            <w:r>
+              <w:rPr>
+                <w:rFonts w:hint="default" w:ascii="Arial" w:hAnsi="Arial" w:eastAsia="SimSun" w:cs="Arial"/>
+                <w:i w:val="0"/>
+                <w:iCs w:val="0"/>
+                <w:caps w:val="0"/>
+                <w:color w:val="000000"/>
+                <w:spacing w:val="0"/>
+                <w:kern w:val="0"/>
+                <w:sz w:val="24"/>
+                <w:szCs w:val="24"/>
+                <w:bdr w:val="none" w:color="auto" w:sz="0" w:space="0"/>
+                <w:lang w:val="en-US" w:eastAsia="zh-CN" w:bidi="ar"/>
+              </w:rPr>
+              <w:t>Data Source: Job Offer letters, Placement records, Learners feedback</w:t>
+            </w:r>
+          </w:p>
+        </w:tc>
+      </w:tr>
+      <w:tr>
+        <w:tblPrEx>
+          <w:tblBorders>
+            <w:top w:val="single" w:color="auto" w:sz="2" w:space="0"/>
+            <w:left w:val="single" w:color="auto" w:sz="2" w:space="0"/>
+            <w:bottom w:val="single" w:color="auto" w:sz="2" w:space="0"/>
+            <w:right w:val="single" w:color="auto" w:sz="2" w:space="0"/>
+            <w:insideH w:val="none" w:color="auto" w:sz="0" w:space="0"/>
+            <w:insideV w:val="none" w:color="auto" w:sz="0" w:space="0"/>
+          </w:tblBorders>
+          <w:tblCellMar>
+            <w:top w:w="0" w:type="dxa"/>
+            <w:left w:w="0" w:type="dxa"/>
+            <w:bottom w:w="0" w:type="dxa"/>
+            <w:right w:w="0" w:type="dxa"/>
+          </w:tblCellMar>
+        </w:tblPrEx>
+        <w:trPr>
+          <w:trHeight w:val="315" w:hRule="atLeast"/>
+        </w:trPr>
+        <w:tc>
+          <w:tcPr>
+            <w:tcW w:w="0" w:type="auto"/>
+            <w:tcBorders>
+              <w:top w:val="single" w:color="CCCCCC" w:sz="6" w:space="0"/>
+              <w:left w:val="single" w:color="4285F4" w:sz="6" w:space="0"/>
+              <w:bottom w:val="single" w:color="4285F4" w:sz="6" w:space="0"/>
+              <w:right w:val="single" w:color="4285F4" w:sz="6" w:space="0"/>
+            </w:tcBorders>
+            <w:shd w:val="clear" w:color="auto" w:fill="FFFFFF"/>
+            <w:tcMar>
+              <w:top w:w="30" w:type="dxa"/>
+              <w:left w:w="45" w:type="dxa"/>
+              <w:bottom w:w="30" w:type="dxa"/>
+              <w:right w:w="45" w:type="dxa"/>
+            </w:tcMar>
+            <w:vAlign w:val="bottom"/>
+          </w:tcPr>
+          <w:p>
+            <w:pPr>
+              <w:keepNext w:val="0"/>
+              <w:keepLines w:val="0"/>
+              <w:widowControl/>
+              <w:suppressLineNumbers w:val="0"/>
+              <w:bidi w:val="0"/>
+              <w:jc w:val="left"/>
+              <w:textAlignment w:val="bottom"/>
+              <w:rPr>
+                <w:rFonts w:hint="default" w:ascii="Arial" w:hAnsi="Arial" w:cs="Arial"/>
+                <w:b/>
+                <w:bCs/>
+                <w:i w:val="0"/>
+                <w:iCs w:val="0"/>
+                <w:caps w:val="0"/>
+                <w:color w:val="34A853"/>
+                <w:spacing w:val="0"/>
+                <w:sz w:val="24"/>
+                <w:szCs w:val="24"/>
+              </w:rPr>
+            </w:pPr>
+            <w:r>
+              <w:rPr>
+                <w:rFonts w:hint="default" w:ascii="Arial" w:hAnsi="Arial" w:eastAsia="SimSun" w:cs="Arial"/>
+                <w:b/>
+                <w:bCs/>
+                <w:i w:val="0"/>
+                <w:iCs w:val="0"/>
+                <w:caps w:val="0"/>
+                <w:color w:val="34A853"/>
+                <w:spacing w:val="0"/>
+                <w:kern w:val="0"/>
+                <w:sz w:val="24"/>
+                <w:szCs w:val="24"/>
+                <w:bdr w:val="none" w:color="auto" w:sz="0" w:space="0"/>
+                <w:lang w:val="en-US" w:eastAsia="zh-CN" w:bidi="ar"/>
+              </w:rPr>
+              <w:t>Target: 60% or higher placement rate.</w:t>
+            </w:r>
+          </w:p>
+        </w:tc>
+      </w:tr>
+    </w:tbl>
+    <w:p>
+      <w:pPr>
+        <w:rPr>
+          <w:rFonts w:ascii="SimSun" w:hAnsi="SimSun" w:eastAsia="SimSun" w:cs="SimSun"/>
+          <w:sz w:val="24"/>
+          <w:szCs w:val="24"/>
+        </w:rPr>
+      </w:pPr>
+    </w:p>
+    <w:p>
+      <w:pPr>
+        <w:rPr>
+          <w:rFonts w:ascii="SimSun" w:hAnsi="SimSun" w:eastAsia="SimSun" w:cs="SimSun"/>
+          <w:sz w:val="24"/>
+          <w:szCs w:val="24"/>
+        </w:rPr>
+      </w:pPr>
+      <w:r>
+        <w:rPr>
+          <w:rFonts w:ascii="SimSun" w:hAnsi="SimSun" w:eastAsia="SimSun" w:cs="SimSun"/>
+          <w:sz w:val="24"/>
+          <w:szCs w:val="24"/>
+        </w:rPr>
+        <w:t>Out of 7 trained candidates, 2 secured job placements, resulting in a placement rate of approximately 29%. Based on this outcome, I am focusing on strengthening job-oriented training, interview preparation, and industry-relevant skills to improve placement rates toward the 60% target.</w:t>
+      </w:r>
+      <w:bookmarkStart w:id="0" w:name="_GoBack"/>
+      <w:bookmarkEnd w:id="0"/>
+    </w:p>
     <w:sectPr>
       <w:pgSz w:w="11906" w:h="16838"/>
       <w:pgMar w:top="1440" w:right="1800" w:bottom="1440" w:left="1800" w:header="720" w:footer="720" w:gutter="0"/>
